--- a/docs/poem-asaka-operations-manual.docx
+++ b/docs/poem-asaka-operations-manual.docx
@@ -691,7 +691,7 @@
           <w:b w:val="0"/>
           <w:sz w:val="21"/>
         </w:rPr>
-        <w:t>通常の事業の実施地域は、福島県郡山市及び福島県須賀川市の区域内とする。</w:t>
+        <w:t>通常の事業の実施地域は、福島県郡山市の区域内とする。</w:t>
       </w:r>
     </w:p>
     <w:p>
@@ -705,7 +705,21 @@
           <w:b w:val="0"/>
           <w:sz w:val="21"/>
         </w:rPr>
-        <w:t>前項の地域を超えて行う送迎については、事業者と利用者との協議により定める。</w:t>
+        <w:t>なお、本事業は地域密着型サービスとして、原則として郡山市内に住所を有する被保険者を対象とする。市外の被保険者に対するサービス提供は、関係市町村との協議に基づき郡山市長の同意を得た場合に限り行うものとする。</w:t>
+      </w:r>
+    </w:p>
+    <w:p>
+      <w:pPr>
+        <w:spacing w:after="80"/>
+        <w:ind w:firstLine="227"/>
+      </w:pPr>
+      <w:r>
+        <w:rPr>
+          <w:rFonts w:ascii="Yu Mincho" w:hAnsi="Yu Mincho" w:eastAsia="Yu Mincho"/>
+          <w:b w:val="0"/>
+          <w:sz w:val="21"/>
+        </w:rPr>
+        <w:t>前2項の地域を超えて行う送迎については、事業者と利用者との協議により定める。</w:t>
       </w:r>
     </w:p>
     <w:p>

--- a/docs/poem-asaka-operations-manual.docx
+++ b/docs/poem-asaka-operations-manual.docx
@@ -691,13 +691,13 @@
           <w:b w:val="0"/>
           <w:sz w:val="21"/>
         </w:rPr>
-        <w:t>通常の事業の実施地域は、福島県郡山市の区域内とする。</w:t>
+        <w:t>通常の事業の実施地域は、提供するサービスの種類に応じて次のとおりとする。</w:t>
       </w:r>
     </w:p>
     <w:p>
       <w:pPr>
-        <w:spacing w:after="80"/>
-        <w:ind w:firstLine="227"/>
+        <w:spacing w:after="40"/>
+        <w:ind w:left="567"/>
       </w:pPr>
       <w:r>
         <w:rPr>
@@ -705,13 +705,13 @@
           <w:b w:val="0"/>
           <w:sz w:val="21"/>
         </w:rPr>
-        <w:t>なお、本事業は地域密着型サービスとして、原則として郡山市内に住所を有する被保険者を対象とする。市外の被保険者に対するサービス提供は、関係市町村との協議に基づき郡山市長の同意を得た場合に限り行うものとする。</w:t>
+        <w:t xml:space="preserve">　(1)　指定地域密着型通所介護　福島県郡山市の区域内（原則として郡山市内に住所を有する被保険者を対象とする）</w:t>
       </w:r>
     </w:p>
     <w:p>
       <w:pPr>
-        <w:spacing w:after="80"/>
-        <w:ind w:firstLine="227"/>
+        <w:spacing w:after="40"/>
+        <w:ind w:left="567"/>
       </w:pPr>
       <w:r>
         <w:rPr>
@@ -719,7 +719,35 @@
           <w:b w:val="0"/>
           <w:sz w:val="21"/>
         </w:rPr>
-        <w:t>前2項の地域を超えて行う送迎については、事業者と利用者との協議により定める。</w:t>
+        <w:t xml:space="preserve">　(2)　介護予防・日常生活支援総合事業（第1号通所事業）　福島県郡山市及び福島県須賀川市の区域内</w:t>
+      </w:r>
+    </w:p>
+    <w:p>
+      <w:pPr>
+        <w:spacing w:after="80"/>
+        <w:ind w:firstLine="227"/>
+      </w:pPr>
+      <w:r>
+        <w:rPr>
+          <w:rFonts w:ascii="Yu Mincho" w:hAnsi="Yu Mincho" w:eastAsia="Yu Mincho"/>
+          <w:b w:val="0"/>
+          <w:sz w:val="21"/>
+        </w:rPr>
+        <w:t>2　地域密着型通所介護について、市外の被保険者に対するサービス提供を行う場合には、関係市町村との協議に基づき郡山市長の同意を得た場合に限り行うものとする。</w:t>
+      </w:r>
+    </w:p>
+    <w:p>
+      <w:pPr>
+        <w:spacing w:after="80"/>
+        <w:ind w:firstLine="227"/>
+      </w:pPr>
+      <w:r>
+        <w:rPr>
+          <w:rFonts w:ascii="Yu Mincho" w:hAnsi="Yu Mincho" w:eastAsia="Yu Mincho"/>
+          <w:b w:val="0"/>
+          <w:sz w:val="21"/>
+        </w:rPr>
+        <w:t>3　前各項の地域を超えて行う送迎については、事業者と利用者との協議により定める。</w:t>
       </w:r>
     </w:p>
     <w:p>
